--- a/hin/docx/014.content.docx
+++ b/hin/docx/014.content.docx
@@ -211,18 +211,12 @@
         </w:rPr>
         <w:t xml:space="preserve">जब कोई कैदी या </w:t>
       </w:r>
-      <w:hyperlink r:id="rId13">
-        <w:r>
-          <w:rPr>
-            <w:lang w:val="hi_IN" w:bidi="hi_IN"/>
-          </w:rPr>
-          <w:rPr>
-            <w:color w:val="0000EE"/>
-            <w:u w:val="single"/>
-          </w:rPr>
-          <w:t>दास</w:t>
-        </w:r>
-      </w:hyperlink>
+      <w:r>
+        <w:rPr>
+          <w:lang w:val="hi_IN" w:bidi="hi_IN"/>
+        </w:rPr>
+        <w:t>दास</w:t>
+      </w:r>
       <w:r>
         <w:rPr>
           <w:lang w:val="hi_IN" w:bidi="hi_IN"/>
@@ -256,18 +250,12 @@
         </w:rPr>
         <w:t xml:space="preserve">बाइबल कहती है कि यीशु ने लोगों के लिए छुड़ौती के रूप में अपना जीवन दिया। इसका मतलब है कि लोग कैदियों या दासों की तरह हैं, और यीशु ने उन्हें छुड़ाने के लिए कीमत चुकाई। यीशु ने लोगों को पैसे देकर नहीं, बल्कि अपने जीवन का बलिदान देकर छुड़ाया, जो सबसे अनमोल है। यीशु की मृत्यु वह कीमत थी जो उस ने लोगों को </w:t>
       </w:r>
-      <w:hyperlink r:id="rId14">
-        <w:r>
-          <w:rPr>
-            <w:lang w:val="hi_IN" w:bidi="hi_IN"/>
-          </w:rPr>
-          <w:rPr>
-            <w:color w:val="0000EE"/>
-            <w:u w:val="single"/>
-          </w:rPr>
-          <w:t>पाप</w:t>
-        </w:r>
-      </w:hyperlink>
+      <w:r>
+        <w:rPr>
+          <w:lang w:val="hi_IN" w:bidi="hi_IN"/>
+        </w:rPr>
+        <w:t>पाप</w:t>
+      </w:r>
       <w:r>
         <w:rPr>
           <w:lang w:val="hi_IN" w:bidi="hi_IN"/>
